--- a/home.docx
+++ b/home.docx
@@ -28,13 +28,13 @@
         </w:p>
       </w:sdtContent>
     </w:sdt>
-    <w:bookmarkStart w:id="22" w:name="introduction"/>
+    <w:bookmarkStart w:id="22" w:name="introduction-to-the-module"/>
     <w:p>
       <w:pPr>
         <w:pStyle w:val="Heading1"/>
       </w:pPr>
       <w:r>
-        <w:t xml:space="preserve">1. Introduction</w:t>
+        <w:t xml:space="preserve">1. Introduction to the module</w:t>
       </w:r>
     </w:p>
     <w:p>
@@ -49,6 +49,8 @@
       </w:r>
       <w:r>
         <w:rPr>
+          <w:b/>
+          <w:bCs/>
           <w:i/>
           <w:iCs/>
         </w:rPr>
@@ -74,7 +76,7 @@
         </w:r>
       </w:hyperlink>
       <w:r>
-        <w:t xml:space="preserve">. These course pages are where you will find the materials for the practical sessions. Each practical session will have its own page of instructions released throughout the semester. Instructions can also be downloaded in Word/PDF format should you prefer.</w:t>
+        <w:t xml:space="preserve">. These course pages are where you will find the materials for the practical sessions. Each practical session will have its own page of instructions released throughout the semester. Instructions can also be downloaded in Word or PDF format should you prefer: find the links underneath the outline down the lefthand side of each page.</w:t>
       </w:r>
     </w:p>
     <w:p>
@@ -82,7 +84,7 @@
         <w:pStyle w:val="BodyText"/>
       </w:pPr>
       <w:r>
-        <w:t xml:space="preserve">This page outlines how each practical session is set up. Before you begin in Week 1, you should also check out the</w:t>
+        <w:t xml:space="preserve">This page outlines how to approach the practical sessions. Before you begin in Week 1—and anytime you switch devices—you should also check out the</w:t>
       </w:r>
       <w:r>
         <w:t xml:space="preserve"> </w:t>
@@ -117,7 +119,15 @@
         <w:pStyle w:val="FirstParagraph"/>
       </w:pPr>
       <w:r>
-        <w:t xml:space="preserve">We have a one-hour practical timetabled each week (typically 1pm or 3pm on Thursdays, PS/A/203). Each session has tasks for you to complete independently, with the session lead available to support and answer questions throughout.</w:t>
+        <w:t xml:space="preserve">We have a one-hour practical timetabled each week (typically 1pm or 3pm on Thursdays, PS/A/203). Each session has tasks for you to complete independently, with the session lead and two teaching assistants available to support throughout.</w:t>
+      </w:r>
+    </w:p>
+    <w:p>
+      <w:pPr>
+        <w:pStyle w:val="BodyText"/>
+      </w:pPr>
+      <w:r>
+        <w:t xml:space="preserve">The teaching assistants for the year 2026-2027 are Ellie Redfern and Yijun Yang.</w:t>
       </w:r>
     </w:p>
     <w:p>
@@ -329,6 +339,14 @@
         <w:t xml:space="preserve">Artwork by @allison_horst</w:t>
       </w:r>
     </w:p>
+    <w:p>
+      <w:pPr>
+        <w:pStyle w:val="BodyText"/>
+      </w:pPr>
+      <w:r>
+        <w:t xml:space="preserve">While it’s a good idea to spend a bit time trying to tackle a problem yourself, do keep in mind the long-term goals of the practical. Don’t struggle on Step 1 for 50 minutes and run out of time for the rest! We’re here to help you make progress.</w:t>
+      </w:r>
+    </w:p>
     <w:bookmarkEnd w:id="30"/>
     <w:bookmarkStart w:id="31" w:name="challenge-yourself"/>
     <w:p>
@@ -363,7 +381,7 @@
         <w:pStyle w:val="FirstParagraph"/>
       </w:pPr>
       <w:r>
-        <w:t xml:space="preserve">These sessions are designed to help you. Please use the survey link at the end of each week to let us know how you’re getting on so that we can adjust as we progress throughout the module. It will take &lt;30 seconds to let us know whether the amount and difficulty of the content was suitable, and there’s an open text box if you would like to any further comments beyond this. Thank you!</w:t>
+        <w:t xml:space="preserve">These practical sessions are designed to facilitate your learning. Please use the survey link at the end of each week to let us know how you’re getting on so that we can adjust as needed throughout the module. It will take &lt;30 seconds to let us know whether the amount and difficulty of the content was suitable, and there’s an open text box if you would like to any further comments beyond this. Thank you!</w:t>
       </w:r>
     </w:p>
     <w:bookmarkEnd w:id="33"/>
